--- a/docs/fmp-delivery/delivery-docs/CastorIQ_Final_Memory_MAIN_v3.docx
+++ b/docs/fmp-delivery/delivery-docs/CastorIQ_Final_Memory_MAIN_v3.docx
@@ -967,7 +967,20 @@
           <w:color w:val="1a1613"/>
           <w:rtl w:val="0"/>
         </w:rPr>
-        <w:t xml:space="preserve">The system operates on two data categories. Structured BIM data consists of IFC files parsed with IfcOpenShell (IfcOpenShell contributors, 2025) against the IFC4 schema; IFC2x3 uploads are converted to IFC4 in-pipeline. Entities are extracted with their GlobalIds, covering spatial hierarchy (IfcBuilding, IfcBuildingStorey), building elements (IfcWall, IfcDoor, IfcWindow) and their property sets. Unstructured documentation comprises PDF and DOCX fire safety reports, thermal specifications, acoustic analyses and structural calculations, extracted page by page with section structure preserved where possible.</w:t>
+        <w:t xml:space="preserve">The system operates on two data categories. Structured BIM data consists of IFC files in STEP Physical Format</w:t>
+      </w:r>
+      <w:r>
+        <w:rPr>
+          <w:vertAlign w:val="superscript"/>
+        </w:rPr>
+        <w:footnoteReference w:id="1"/>
+      </w:r>
+      <w:r>
+        <w:rPr>
+          <w:color w:val="1a1613"/>
+          <w:rtl w:val="0"/>
+        </w:rPr>
+        <w:t xml:space="preserve">, parsed with IfcOpenShell (IfcOpenShell contributors, 2025) against the IFC4 schema; IFC2x3 uploads are converted to IFC4 in-pipeline. Entities are extracted with their GlobalIds, covering spatial hierarchy (IfcBuilding, IfcBuildingStorey), building elements (IfcWall, IfcDoor, IfcWindow) and their property sets. Unstructured documentation comprises PDF and DOCX fire safety reports, thermal specifications, acoustic analyses and structural calculations, extracted page by page with section structure preserved where possible.</w:t>
       </w:r>
     </w:p>
     <w:p>
@@ -1626,7 +1639,21 @@
           <w:color w:val="1a1613"/>
           <w:rtl w:val="0"/>
         </w:rPr>
-        <w:t xml:space="preserve">CastorIQ v1.0.0 delivers seven operational surfaces on one substrate: Ask (natural-language read over IFC and documents); Modify (the verified write path with RAV on the card); Conflicts (semantic mismatches between documents and model); History (the approved-change audit trail); Explore (structured IFC navigation without an LLM); Schedule (4D and 5D, with Primavera P6 import, earned value, DCMA 14-point health and Monte Carlo forecasting); and Facilities (7D operations across Dashboard, Assets, Work, Permits, Requests, Spaces and Documents). Lifecycle coverage from design intent to operations on one semantic substrate distinguishes CastorIQ from single-purpose BIM tools.</w:t>
+        <w:t xml:space="preserve">CastorIQ v1.0.0 delivers seven operational surfaces on one substrate: Ask (natural-language read over IFC and documents); Modify (the verified write path with RAV on the card); Conflicts (semantic mismatches between documents and model); </w:t>
+      </w:r>
+      <w:r>
+        <w:rPr>
+          <w:color w:val="1a1613"/>
+          <w:rtl w:val="0"/>
+        </w:rPr>
+        <w:t xml:space="preserve">History (the approved-change audit trail)</w:t>
+      </w:r>
+      <w:r>
+        <w:rPr>
+          <w:color w:val="1a1613"/>
+          <w:rtl w:val="0"/>
+        </w:rPr>
+        <w:t xml:space="preserve">; Explore (structured IFC navigation without an LLM); Schedule (4D and 5D, with Primavera P6 import, earned value, DCMA 14-point health and Monte Carlo forecasting); and Facilities (7D operations across Dashboard, Assets, Work, Permits, Requests, Spaces and Documents). Lifecycle coverage from design intent to operations on one semantic substrate distinguishes CastorIQ from single-purpose BIM tools.</w:t>
       </w:r>
     </w:p>
     <w:p>
@@ -1776,7 +1803,14 @@
           <w:color w:val="1a1613"/>
           <w:rtl w:val="0"/>
         </w:rPr>
-        <w:t xml:space="preserve">Each milestone of the third phase had an operational purpose: GLM-OCR restored retrieval over scanned archives; BYOK answered "my hardware is too weak"; the hosted beta let outside evaluators in without an installation; AGPL made data sovereignty enforceable. The write-path rewrite closed three defects found by manual testing by construction, since the components no longer exist: a silent material corruption in a pre-coded handler, non-deterministic tier routing, and an entity resolver that returned a default set.</w:t>
+        <w:t xml:space="preserve">Each milestone of the third phase had an operational purpose: GLM-OCR restored retrieval over scanned archives; BYOK answered "my hardware is too weak"; the hosted beta let outside evaluators in without an installation; AGPL made data sovereignty enforceable. </w:t>
+      </w:r>
+      <w:r>
+        <w:rPr>
+          <w:color w:val="1a1613"/>
+          <w:rtl w:val="0"/>
+        </w:rPr>
+        <w:t xml:space="preserve">The write-path rewrite closed three defects found by manual testing by construction, since the components no longer exist: a silent material corruption in a pre-coded handler, non-deterministic tier routing, and an entity resolver that returned a default set.</w:t>
       </w:r>
     </w:p>
     <w:p>
@@ -6694,7 +6728,14 @@
           <w:color w:val="1a1613"/>
           <w:rtl w:val="0"/>
         </w:rPr>
-        <w:t xml:space="preserve">Counts of doors, windows and walls, storey lists and the schema were right on every model. The five failures are two space counts answered from excerpts instead of the count recipe, two narrative answers that explained a method instead of answering, and one correct "no fire rating in this model" that the scorer counts as a refusal. Retrieval quality is not measured directly: hit@k and MRR are future work.</w:t>
+        <w:t xml:space="preserve">Counts of doors, windows and walls, storey lists and the schema were right on every model. The five failures are two space counts answered from excerpts instead of the count recipe, two narrative answers that explained a method instead of answering, and one correct "no fire rating in this model" that the scorer counts as a refusal. </w:t>
+      </w:r>
+      <w:r>
+        <w:rPr>
+          <w:color w:val="1a1613"/>
+          <w:rtl w:val="0"/>
+        </w:rPr>
+        <w:t xml:space="preserve">Retrieval quality is not measured directly: hit@k and MRR are future work.</w:t>
       </w:r>
     </w:p>
     <w:p>
@@ -6727,7 +6768,21 @@
           <w:color w:val="1a1613"/>
           <w:rtl w:val="0"/>
         </w:rPr>
-        <w:t xml:space="preserve">No OCR accuracy has been measured on Castor's side. The tier-level correctness, schema-adherence and latency figures of the July draft traced to no record and are withdrawn. The 12 GB and 24 GB rows, an adversarial sandbox corpus and an expert labelling scored against the harness with Cohen's κ (Cohen, 1960) are open. Each row is one model on one machine and claims nothing beyond it. The Modify and planted-conflict corpora were written by the authors, and their disputed conventions are documented, not fixed after the fact. Samples are small, so every rate carries its denominator. Local models are non-deterministic at temperature 0.1: Modify rows keep the worse of two runs, RAV rows report the range of three, and a change counts as an improvement only beyond the baseline's range.</w:t>
+        <w:t xml:space="preserve">No OCR accuracy has been measured on Castor's side. The tier-level correctness, schema-adherence and latency figures of the July draft traced to no record and are withdrawn. The 12 GB and 24 GB rows, an adversarial sandbox corpus and </w:t>
+      </w:r>
+      <w:r>
+        <w:rPr>
+          <w:color w:val="1a1613"/>
+          <w:rtl w:val="0"/>
+        </w:rPr>
+        <w:t xml:space="preserve">an expert labelling scored against the harness with Cohen's κ (Cohen, 1960)</w:t>
+      </w:r>
+      <w:r>
+        <w:rPr>
+          <w:color w:val="1a1613"/>
+          <w:rtl w:val="0"/>
+        </w:rPr>
+        <w:t xml:space="preserve"> are open. Each row is one model on one machine and claims nothing beyond it. The Modify and planted-conflict corpora were written by the authors, and their disputed conventions are documented, not fixed after the fact. Samples are small, so every rate carries its denominator. Local models are non-deterministic at temperature 0.1: Modify rows keep the worse of two runs, RAV rows report the range of three, and a change counts as an improvement only beyond the baseline's range.</w:t>
       </w:r>
     </w:p>
     <w:p>
@@ -8299,7 +8354,20 @@
           <w:color w:val="1a1613"/>
           <w:rtl w:val="0"/>
         </w:rPr>
-        <w:t xml:space="preserve"> The primary extractor silently degraded retrieval on rasterised PDFs. Status: mitigated. A GLM-OCR layer runs as automatic fallback on sparse text, locally. It is described by its published OmniDocBench result (Ouyang et al., 2024); no Castor-side accuracy has been measured.</w:t>
+        <w:t xml:space="preserve"> The primary extractor silently degraded retrieval on rasterised PDFs. Status: mitigated. A GLM-OCR layer runs as automatic fallback on sparse text, locally. It is described by its published OmniDocBench result (Ouyang et al., 2024)</w:t>
+      </w:r>
+      <w:r>
+        <w:rPr>
+          <w:vertAlign w:val="superscript"/>
+        </w:rPr>
+        <w:footnoteReference w:id="3"/>
+      </w:r>
+      <w:r>
+        <w:rPr>
+          <w:color w:val="1a1613"/>
+          <w:rtl w:val="0"/>
+        </w:rPr>
+        <w:t xml:space="preserve">; no Castor-side accuracy has been measured.</w:t>
       </w:r>
     </w:p>
     <w:p>
@@ -8362,7 +8430,21 @@
           <w:color w:val="1a1613"/>
           <w:rtl w:val="0"/>
         </w:rPr>
-        <w:t xml:space="preserve"> On the conflict scanner, measurement located the weakness the July draft reported in retrieval, and the fix raised recall from 0.20 to 0.77 on the harness (Table 5.3), though not yet on an independent corpus. The per-proposal Guardian now cites the applicable clause, but its prompt calls any different stated value a conflict, so it over-flags compliant numeric improvements and passes a non-compliant categorical value (Section 5.4). Status: open; the fix is to derive the verdict from the comparison the clause implies. Until then the verdict is a retrieval aid with a correct citation; it never blocks.</w:t>
+        <w:t xml:space="preserve"> On the conflict scanner, measurement located the weakness the July draft reported in retrieval, and the fix raised recall from 0.20 to 0.77 on the harness (Table 5.3), though not yet on an independent corpus. The per-proposal Guardian now cites the applicable clause, but its prompt calls any different stated value a conflict, so it over-flags compliant numeric improvements and passes a non-compliant categorical value (Section 5.4). </w:t>
+      </w:r>
+      <w:r>
+        <w:rPr>
+          <w:color w:val="1a1613"/>
+          <w:rtl w:val="0"/>
+        </w:rPr>
+        <w:t xml:space="preserve">Status: open; the fix is to derive the verdict from the comparison the clause implies.</w:t>
+      </w:r>
+      <w:r>
+        <w:rPr>
+          <w:color w:val="1a1613"/>
+          <w:rtl w:val="0"/>
+        </w:rPr>
+        <w:t xml:space="preserve"> Until then the verdict is a retrieval aid with a correct citation; it never blocks.</w:t>
       </w:r>
     </w:p>
     <w:p>
@@ -8484,7 +8566,28 @@
           <w:color w:val="1a1613"/>
           <w:rtl w:val="0"/>
         </w:rPr>
-        <w:t xml:space="preserve">Five risks warrant mention. First, the Guardian verdict logic above: a check that flags compliant improvements or passes violations offers little verification value until fixed. Second, sample size: 95 prompts, 26 conflict cases and 36 Ask answers, one machine and one model per row. Third, no load testing has been done; a proposal approved after its file changed is refused by the fingerprint check, but behaviour under many concurrent users is unqualified. Fourth, no expert labelling has been scored against the harness; the per-prompt protocol that would yield an agreement statistic is the highest-leverage open item before the defence. Fifth, security testing in September 2026 found that a viewer-role account could commit a change (</w:t>
+        <w:t xml:space="preserve">Five risks warrant mention. First, the Guardian verdict logic above: a check that flags compliant improvements or passes violations offers little verification value until fixed. Second, sample size: 95 prompts, 26 conflict cases and 36 Ask answers, one machine and one model per row. </w:t>
+      </w:r>
+      <w:r>
+        <w:rPr>
+          <w:color w:val="1a1613"/>
+          <w:rtl w:val="0"/>
+        </w:rPr>
+        <w:t xml:space="preserve">Third, no load testing has been done; a proposal approved after its file changed is refused by the fingerprint check, but behaviour under many concurrent users is unqualified.</w:t>
+      </w:r>
+      <w:r>
+        <w:rPr>
+          <w:color w:val="1a1613"/>
+          <w:rtl w:val="0"/>
+        </w:rPr>
+        <w:t xml:space="preserve"> Fourth, no expert labelling has been scored against the harness; the per-prompt protocol that would yield an agreement statistic is the highest-leverage open item before the defence. </w:t>
+      </w:r>
+      <w:r>
+        <w:rPr>
+          <w:color w:val="1a1613"/>
+          <w:rtl w:val="0"/>
+        </w:rPr>
+        <w:t xml:space="preserve">Fifth, security testing in September 2026 found that a viewer-role account could commit a change (</w:t>
       </w:r>
       <w:r>
         <w:rPr>
@@ -8501,7 +8604,20 @@
           <w:color w:val="1a1613"/>
           <w:rtl w:val="0"/>
         </w:rPr>
-        <w:t xml:space="preserve"> row 60). The editor tier is now enforced at the HTTP and WebSocket layer and tested. The same testing found that deleting a user or a document removes or anonymises the proposals, commits and conflicts that reference it (rows 63, 66, 96), which destroys audit evidence and remains open.</w:t>
+        <w:t xml:space="preserve"> row 60)</w:t>
+      </w:r>
+      <w:r>
+        <w:rPr>
+          <w:vertAlign w:val="superscript"/>
+        </w:rPr>
+        <w:footnoteReference w:id="5"/>
+      </w:r>
+      <w:r>
+        <w:rPr>
+          <w:color w:val="1a1613"/>
+          <w:rtl w:val="0"/>
+        </w:rPr>
+        <w:t xml:space="preserve">. The editor tier is now enforced at the HTTP and WebSocket layer and tested. The same testing found that deleting a user or a document removes or anonymises the proposals, commits and conflicts that reference it (rows 63, 66, 96), which destroys audit evidence and remains open.</w:t>
       </w:r>
     </w:p>
     <w:p>
@@ -9600,7 +9716,7 @@
 
 <file path=word/footnotes.xml><?xml version="1.0" encoding="utf-8"?>
 <w:footnotes xmlns:mc="http://schemas.openxmlformats.org/markup-compatibility/2006" xmlns:o="urn:schemas-microsoft-com:office:office" xmlns:r="http://schemas.openxmlformats.org/officeDocument/2006/relationships" xmlns:m="http://schemas.openxmlformats.org/officeDocument/2006/math" xmlns:v="urn:schemas-microsoft-com:vml" xmlns:wp="http://schemas.openxmlformats.org/drawingml/2006/wordprocessingDrawing" xmlns:w10="urn:schemas-microsoft-com:office:word" xmlns:w="http://schemas.openxmlformats.org/wordprocessingml/2006/main" xmlns:wne="http://schemas.microsoft.com/office/word/2006/wordml" xmlns:sl="http://schemas.openxmlformats.org/schemaLibrary/2006/main" xmlns:a="http://schemas.openxmlformats.org/drawingml/2006/main" xmlns:pic="http://schemas.openxmlformats.org/drawingml/2006/picture" xmlns:c="http://schemas.openxmlformats.org/drawingml/2006/chart" xmlns:lc="http://schemas.openxmlformats.org/drawingml/2006/lockedCanvas" xmlns:dgm="http://schemas.openxmlformats.org/drawingml/2006/diagram" xmlns:wps="http://schemas.microsoft.com/office/word/2010/wordprocessingShape" xmlns:wpg="http://schemas.microsoft.com/office/word/2010/wordprocessingGroup" xmlns:w14="http://schemas.microsoft.com/office/word/2010/wordml" xmlns:w15="http://schemas.microsoft.com/office/word/2012/wordml" xmlns:w16="http://schemas.microsoft.com/office/word/2018/wordml" xmlns:w16cex="http://schemas.microsoft.com/office/word/2018/wordml/cex" xmlns:w16cid="http://schemas.microsoft.com/office/word/2016/wordml/cid" xmlns="http://schemas.microsoft.com/office/tasks/2019/documenttasks" xmlns:cr="http://schemas.microsoft.com/office/comments/2020/reactions">
-  <w:footnote w:id="0">
+  <w:footnote w:id="1">
     <w:p>
       <w:pPr>
         <w:rPr/>
@@ -9620,7 +9736,7 @@
           <w:szCs w:val="18"/>
           <w:rtl w:val="0"/>
         </w:rPr>
-        <w:t xml:space="preserve">Autodesk / FMI Corporation, Construction Disconnected: The High Cost of Poor Data and Miscommunication (2018).</w:t>
+        <w:t xml:space="preserve">STEP Physical Format, ISO 10303-21, is the ASCII serialisation format used by IFC files. </w:t>
       </w:r>
       <w:r>
         <w:rPr>
@@ -9629,7 +9745,7 @@
       </w:r>
     </w:p>
   </w:footnote>
-  <w:footnote w:id="1">
+  <w:footnote w:id="3">
     <w:p>
       <w:pPr>
         <w:rPr/>
@@ -9649,94 +9765,7 @@
           <w:szCs w:val="18"/>
           <w:rtl w:val="0"/>
         </w:rPr>
-        <w:t xml:space="preserve">STEP Physical Format, ISO 10303-21, is the ASCII serialisation format used by IFC files. </w:t>
-      </w:r>
-      <w:r>
-        <w:rPr>
-          <w:rtl w:val="0"/>
-        </w:rPr>
-      </w:r>
-    </w:p>
-  </w:footnote>
-  <w:footnote w:id="2">
-    <w:p>
-      <w:pPr>
-        <w:rPr/>
-      </w:pPr>
-      <w:r>
-        <w:rPr>
-          <w:rStyle w:val="FootnoteReference"/>
-          <w:vertAlign w:val="superscript"/>
-        </w:rPr>
-        <w:footnoteRef/>
-      </w:r>
-      <w:r>
-        <w:rPr>
-          <w:rFonts w:ascii="Gantari" w:cs="Gantari" w:eastAsia="Gantari" w:hAnsi="Gantari"/>
-          <w:color w:val="1a1613"/>
-          <w:sz w:val="18"/>
-          <w:szCs w:val="18"/>
-          <w:rtl w:val="0"/>
-        </w:rPr>
-        <w:t xml:space="preserve">Round-trip verification commits: c2264d31, f3bfa8a, a46a6b5e.</w:t>
-      </w:r>
-      <w:r>
-        <w:rPr>
-          <w:rtl w:val="0"/>
-        </w:rPr>
-      </w:r>
-    </w:p>
-  </w:footnote>
-  <w:footnote w:id="3">
-    <w:p>
-      <w:pPr>
-        <w:rPr/>
-      </w:pPr>
-      <w:r>
-        <w:rPr>
-          <w:rStyle w:val="FootnoteReference"/>
-          <w:vertAlign w:val="superscript"/>
-        </w:rPr>
-        <w:footnoteRef/>
-      </w:r>
-      <w:r>
-        <w:rPr>
-          <w:rFonts w:ascii="Gantari" w:cs="Gantari" w:eastAsia="Gantari" w:hAnsi="Gantari"/>
-          <w:color w:val="1a1613"/>
-          <w:sz w:val="18"/>
-          <w:szCs w:val="18"/>
-          <w:rtl w:val="0"/>
-        </w:rPr>
-        <w:t xml:space="preserve">GLM-OCR reaches approximately 1.86 pages per second at 150 DPI on the reference workstation, and scored 94.62 on OmniDocBench V1.5 at release.</w:t>
-      </w:r>
-      <w:r>
-        <w:rPr>
-          <w:rtl w:val="0"/>
-        </w:rPr>
-      </w:r>
-    </w:p>
-  </w:footnote>
-  <w:footnote w:id="4">
-    <w:p>
-      <w:pPr>
-        <w:rPr/>
-      </w:pPr>
-      <w:r>
-        <w:rPr>
-          <w:rStyle w:val="FootnoteReference"/>
-          <w:vertAlign w:val="superscript"/>
-        </w:rPr>
-        <w:footnoteRef/>
-      </w:r>
-      <w:r>
-        <w:rPr>
-          <w:rFonts w:ascii="Gantari" w:cs="Gantari" w:eastAsia="Gantari" w:hAnsi="Gantari"/>
-          <w:color w:val="1a1613"/>
-          <w:sz w:val="18"/>
-          <w:szCs w:val="18"/>
-          <w:rtl w:val="0"/>
-        </w:rPr>
-        <w:t xml:space="preserve">A closely related calibration pattern has been validated in the schedule-audit subsystem, where the LLM review stage was recalibrated to accept "uncertain" as a valid verdict, reducing confirmed flags from 138 to 75 on an 8,766-task Primavera schedule with no false positives in the confirmed tier.</w:t>
+        <w:t xml:space="preserve">GLM-OCR's published figures, not measured on Castor: about 1.86 pages per second at single concurrency, and 94.62 on OmniDocBench V1.5 at release (docs/ocr-pipeline.md).</w:t>
       </w:r>
       <w:r>
         <w:rPr>

--- a/docs/fmp-delivery/delivery-docs/CastorIQ_Final_Memory_MAIN_v3.docx
+++ b/docs/fmp-delivery/delivery-docs/CastorIQ_Final_Memory_MAIN_v3.docx
@@ -1450,7 +1450,7 @@
           <w:color w:val="1a1613"/>
           <w:rtl w:val="0"/>
         </w:rPr>
-        <w:t xml:space="preserve">Access is enforced in two layers: a project membership tier (owner, editor, viewer) and nine functional roles with validity windows tied to contract durations. The role scopes the surfaces a user sees: occupants see a portal; contractors see permits and assigned work; facilities managers see operations; designers and engineers see Ask, Modify and Explore. The write path requires the editor tier at the HTTP and WebSocket layer, not only in the interface.</w:t>
+        <w:t xml:space="preserve">Access is enforced in two layers: a project membership tier (owner, editor, viewer) and nine functional roles with validity windows tied to contract durations. The role scopes the surfaces a user sees, from an occupant portal to the full Modify tab. The write path requires the editor tier at the HTTP and WebSocket layer, not only in the interface.</w:t>
       </w:r>
     </w:p>
     <w:p>
@@ -1608,7 +1608,7 @@
           <w:color w:val="1a1613"/>
           <w:rtl w:val="0"/>
         </w:rPr>
-        <w:t xml:space="preserve">The demonstration's most consistent criticism was the absence of hard numbers. The answer was a measurement programme (Section 5.2): a first write-path benchmark on 2026-08-05; a RAV baseline on 2026-08-30 that located the layer's bottleneck in retrieval; and on 2026-09-15 the retrieval fix and the replacement of the tiered write path by the pipeline of Section 3.2, each measured the day it landed. Two team members ran structured manual testing against independent ground truth throughout (Section 5.4). The automated suite now collects 2,672 tests.</w:t>
+        <w:t xml:space="preserve">The demonstration's most consistent criticism was the absence of hard numbers. The answer was a measurement programme (Section 5.2): a first write-path benchmark on 2026-08-05; a RAV baseline on 2026-08-30 that located the layer's bottleneck in retrieval; and on 2026-09-15 the retrieval fix and the replacement of the tiered write path by the pipeline of Section 3.2, each measured the day it landed. Two team members ran structured manual testing against independent ground truth throughout (Section 5.4).</w:t>
       </w:r>
     </w:p>
     <w:p>
@@ -1755,7 +1755,7 @@
           <w:color w:val="1a1613"/>
           <w:rtl w:val="0"/>
         </w:rPr>
-        <w:t xml:space="preserve">); </w:t>
+        <w:t xml:space="preserve">); Appendix F maps each figure to the code that computes it, and </w:t>
       </w:r>
       <w:r>
         <w:rPr>
@@ -1765,14 +1765,14 @@
           <w:szCs w:val="19"/>
           <w:rtl w:val="0"/>
         </w:rPr>
-        <w:t xml:space="preserve">docs/benchmarks.md</w:t>
-      </w:r>
-      <w:r>
-        <w:rPr>
-          <w:color w:val="1a1613"/>
-          <w:rtl w:val="0"/>
-        </w:rPr>
-        <w:t xml:space="preserve"> gives the command that reproduces each run.</w:t>
+        <w:t xml:space="preserve">docs/evaluation/recount.py</w:t>
+      </w:r>
+      <w:r>
+        <w:rPr>
+          <w:color w:val="1a1613"/>
+          <w:rtl w:val="0"/>
+        </w:rPr>
+        <w:t xml:space="preserve"> recomputes Tables 5.2 to 5.4 from the run files with no model.</w:t>
       </w:r>
     </w:p>
     <w:p>
@@ -2091,6 +2091,28 @@
               <w:spacing w:after="40" w:line="260" w:lineRule="auto"/>
               <w:rPr/>
             </w:pPr>
+            <w:hyperlink r:id="rId18">
+              <w:r>
+                <w:rPr>
+                  <w:rFonts w:ascii="Consolas" w:hAnsi="Consolas" w:cs="Consolas" w:eastAsia="Consolas"/>
+                  <w:color w:val="1b5fb4"/>
+                  <w:sz w:val="13"/>
+                  <w:szCs w:val="13"/>
+                  <w:u w:val="single"/>
+                  <w:rtl w:val="0"/>
+                </w:rPr>
+                <w:t xml:space="preserve">benchmark_writeback</w:t>
+              </w:r>
+            </w:hyperlink>
+            <w:r>
+              <w:rPr>
+                <w:color w:val="1a1613"/>
+                <w:sz w:val="15"/>
+                <w:szCs w:val="15"/>
+                <w:rtl w:val="0"/>
+              </w:rPr>
+              <w:t xml:space="preserve">: 98 prompts, 95 scored, on </w:t>
+            </w:r>
             <w:r>
               <w:rPr>
                 <w:rFonts w:ascii="Consolas" w:hAnsi="Consolas" w:cs="Consolas" w:eastAsia="Consolas"/>
@@ -2099,8 +2121,31 @@
                 <w:szCs w:val="13"/>
                 <w:rtl w:val="0"/>
               </w:rPr>
-              <w:t xml:space="preserve">benchmark_writeback</w:t>
-            </w:r>
+              <w:t xml:space="preserve">Ifc4_SampleHouse.ifc</w:t>
+            </w:r>
+          </w:p>
+        </w:tc>
+        <w:tc>
+          <w:tcPr>
+            <w:tcW w:w="1909" w:type="dxa"/>
+            <w:tcBorders>
+              <w:top w:color="e8e4de" w:space="0" w:sz="4" w:val="single"/>
+              <w:left w:color="000000" w:space="0" w:sz="0" w:val="nil"/>
+              <w:bottom w:color="e8e4de" w:space="0" w:sz="4" w:val="single"/>
+              <w:right w:color="000000" w:space="0" w:sz="0" w:val="nil"/>
+            </w:tcBorders>
+            <w:tcMar>
+              <w:top w:w="100.0" w:type="dxa"/>
+              <w:left w:w="120.0" w:type="dxa"/>
+              <w:bottom w:w="100.0" w:type="dxa"/>
+              <w:right w:w="120.0" w:type="dxa"/>
+            </w:tcMar>
+          </w:tcPr>
+          <w:p>
+            <w:pPr>
+              <w:spacing w:after="40" w:line="260" w:lineRule="auto"/>
+              <w:rPr/>
+            </w:pPr>
             <w:r>
               <w:rPr>
                 <w:color w:val="1a1613"/>
@@ -2108,48 +2153,6 @@
                 <w:szCs w:val="15"/>
                 <w:rtl w:val="0"/>
               </w:rPr>
-              <w:t xml:space="preserve">: 98 prompts, 95 scored, on </w:t>
-            </w:r>
-            <w:r>
-              <w:rPr>
-                <w:rFonts w:ascii="Consolas" w:hAnsi="Consolas" w:cs="Consolas" w:eastAsia="Consolas"/>
-                <w:color w:val="1a1613"/>
-                <w:sz w:val="13"/>
-                <w:szCs w:val="13"/>
-                <w:rtl w:val="0"/>
-              </w:rPr>
-              <w:t xml:space="preserve">Ifc4_SampleHouse.ifc</w:t>
-            </w:r>
-          </w:p>
-        </w:tc>
-        <w:tc>
-          <w:tcPr>
-            <w:tcW w:w="1909" w:type="dxa"/>
-            <w:tcBorders>
-              <w:top w:color="e8e4de" w:space="0" w:sz="4" w:val="single"/>
-              <w:left w:color="000000" w:space="0" w:sz="0" w:val="nil"/>
-              <w:bottom w:color="e8e4de" w:space="0" w:sz="4" w:val="single"/>
-              <w:right w:color="000000" w:space="0" w:sz="0" w:val="nil"/>
-            </w:tcBorders>
-            <w:tcMar>
-              <w:top w:w="100.0" w:type="dxa"/>
-              <w:left w:w="120.0" w:type="dxa"/>
-              <w:bottom w:w="100.0" w:type="dxa"/>
-              <w:right w:w="120.0" w:type="dxa"/>
-            </w:tcMar>
-          </w:tcPr>
-          <w:p>
-            <w:pPr>
-              <w:spacing w:after="40" w:line="260" w:lineRule="auto"/>
-              <w:rPr/>
-            </w:pPr>
-            <w:r>
-              <w:rPr>
-                <w:color w:val="1a1613"/>
-                <w:sz w:val="15"/>
-                <w:szCs w:val="15"/>
-                <w:rtl w:val="0"/>
-              </w:rPr>
               <w:t xml:space="preserve">qwen2.5-coder:7b, claude-sonnet-4-6; RTX 4070 Laptop, 8 GB, no offload; 2026-09-15; worse of 2 runs</w:t>
             </w:r>
           </w:p>
@@ -2175,7 +2178,7 @@
               <w:spacing w:after="40" w:line="260" w:lineRule="auto"/>
               <w:rPr/>
             </w:pPr>
-            <w:hyperlink r:id="rId18">
+            <w:hyperlink r:id="rId19">
               <w:r>
                 <w:rPr>
                   <w:color w:val="1b5fb4"/>
@@ -2300,6 +2303,28 @@
               <w:spacing w:after="40" w:line="260" w:lineRule="auto"/>
               <w:rPr/>
             </w:pPr>
+            <w:hyperlink r:id="rId20">
+              <w:r>
+                <w:rPr>
+                  <w:rFonts w:ascii="Consolas" w:hAnsi="Consolas" w:cs="Consolas" w:eastAsia="Consolas"/>
+                  <w:color w:val="1b5fb4"/>
+                  <w:sz w:val="13"/>
+                  <w:szCs w:val="13"/>
+                  <w:u w:val="single"/>
+                  <w:rtl w:val="0"/>
+                </w:rPr>
+                <w:t xml:space="preserve">benchmark_rav</w:t>
+              </w:r>
+            </w:hyperlink>
+            <w:r>
+              <w:rPr>
+                <w:color w:val="1a1613"/>
+                <w:sz w:val="15"/>
+                <w:szCs w:val="15"/>
+                <w:rtl w:val="0"/>
+              </w:rPr>
+              <w:t xml:space="preserve">: 26 planted cases over 15 entities, three documents; </w:t>
+            </w:r>
             <w:r>
               <w:rPr>
                 <w:rFonts w:ascii="Consolas" w:hAnsi="Consolas" w:cs="Consolas" w:eastAsia="Consolas"/>
@@ -2308,7 +2333,7 @@
                 <w:szCs w:val="13"/>
                 <w:rtl w:val="0"/>
               </w:rPr>
-              <w:t xml:space="preserve">benchmark_rav</w:t>
+              <w:t xml:space="preserve">--coverage</w:t>
             </w:r>
             <w:r>
               <w:rPr>
@@ -2317,7 +2342,7 @@
                 <w:szCs w:val="15"/>
                 <w:rtl w:val="0"/>
               </w:rPr>
-              <w:t xml:space="preserve">: 26 planted cases over 15 entities, three documents</w:t>
+              <w:t xml:space="preserve"> for retrieval</w:t>
             </w:r>
           </w:p>
         </w:tc>
@@ -2349,7 +2374,7 @@
                 <w:szCs w:val="15"/>
                 <w:rtl w:val="0"/>
               </w:rPr>
-              <w:t xml:space="preserve">llama3.1:8b, qwen2.5-coder:7b; same machine; 2026-09-15; 3 runs, min–max</w:t>
+              <w:t xml:space="preserve">llama3.1:8b, qwen2.5-coder:7b; same machine; 2026-09-15; 3 runs, min–max; coverage 2026-09-16, no model</w:t>
             </w:r>
           </w:p>
         </w:tc>
@@ -2374,7 +2399,7 @@
               <w:spacing w:after="40" w:line="260" w:lineRule="auto"/>
               <w:rPr/>
             </w:pPr>
-            <w:hyperlink r:id="rId19">
+            <w:hyperlink r:id="rId21">
               <w:r>
                 <w:rPr>
                   <w:color w:val="1b5fb4"/>
@@ -2395,7 +2420,7 @@
               </w:rPr>
               <w:t xml:space="preserve">, </w:t>
             </w:r>
-            <w:hyperlink r:id="rId20">
+            <w:hyperlink r:id="rId22">
               <w:r>
                 <w:rPr>
                   <w:color w:val="1b5fb4"/>
@@ -2407,6 +2432,27 @@
                 <w:t xml:space="preserve">2026-09-15-rav-retrieval-fix.md</w:t>
               </w:r>
             </w:hyperlink>
+            <w:r>
+              <w:rPr>
+                <w:color w:val="1a1613"/>
+                <w:sz w:val="15"/>
+                <w:szCs w:val="15"/>
+                <w:rtl w:val="0"/>
+              </w:rPr>
+              <w:t xml:space="preserve">, </w:t>
+            </w:r>
+            <w:hyperlink r:id="rId23">
+              <w:r>
+                <w:rPr>
+                  <w:color w:val="1b5fb4"/>
+                  <w:sz w:val="15"/>
+                  <w:szCs w:val="15"/>
+                  <w:u w:val="single"/>
+                  <w:rtl w:val="0"/>
+                </w:rPr>
+                <w:t xml:space="preserve">2026-09-16-rav-retrieval-coverage.md</w:t>
+              </w:r>
+            </w:hyperlink>
           </w:p>
         </w:tc>
         <w:tc>
@@ -2458,6 +2504,25 @@
                 <w:rtl w:val="0"/>
               </w:rPr>
               <w:t xml:space="preserve">rav-2026-09-15-ablate-qwen2.5-coder-7b.json</w:t>
+            </w:r>
+            <w:r>
+              <w:rPr>
+                <w:color w:val="1a1613"/>
+                <w:sz w:val="15"/>
+                <w:szCs w:val="15"/>
+                <w:rtl w:val="0"/>
+              </w:rPr>
+              <w:t xml:space="preserve">, </w:t>
+            </w:r>
+            <w:r>
+              <w:rPr>
+                <w:rFonts w:ascii="Consolas" w:hAnsi="Consolas" w:cs="Consolas" w:eastAsia="Consolas"/>
+                <w:color w:val="1a1613"/>
+                <w:sz w:val="13"/>
+                <w:szCs w:val="13"/>
+                <w:rtl w:val="0"/>
+              </w:rPr>
+              <w:t xml:space="preserve">rav-2026-09-16-coverage.json</w:t>
             </w:r>
           </w:p>
         </w:tc>
@@ -2520,16 +2585,19 @@
               <w:spacing w:after="40" w:line="260" w:lineRule="auto"/>
               <w:rPr/>
             </w:pPr>
-            <w:r>
-              <w:rPr>
-                <w:rFonts w:ascii="Consolas" w:hAnsi="Consolas" w:cs="Consolas" w:eastAsia="Consolas"/>
-                <w:color w:val="1a1613"/>
-                <w:sz w:val="13"/>
-                <w:szCs w:val="13"/>
-                <w:rtl w:val="0"/>
-              </w:rPr>
-              <w:t xml:space="preserve">benchmark_ask</w:t>
-            </w:r>
+            <w:hyperlink r:id="rId24">
+              <w:r>
+                <w:rPr>
+                  <w:rFonts w:ascii="Consolas" w:hAnsi="Consolas" w:cs="Consolas" w:eastAsia="Consolas"/>
+                  <w:color w:val="1b5fb4"/>
+                  <w:sz w:val="13"/>
+                  <w:szCs w:val="13"/>
+                  <w:u w:val="single"/>
+                  <w:rtl w:val="0"/>
+                </w:rPr>
+                <w:t xml:space="preserve">benchmark_ask</w:t>
+              </w:r>
+            </w:hyperlink>
             <w:r>
               <w:rPr>
                 <w:color w:val="1a1613"/>
@@ -2594,7 +2662,7 @@
               <w:spacing w:after="40" w:line="260" w:lineRule="auto"/>
               <w:rPr/>
             </w:pPr>
-            <w:hyperlink r:id="rId21">
+            <w:hyperlink r:id="rId25">
               <w:r>
                 <w:rPr>
                   <w:color w:val="1b5fb4"/>
@@ -2774,7 +2842,7 @@
               <w:spacing w:after="40" w:line="260" w:lineRule="auto"/>
               <w:rPr/>
             </w:pPr>
-            <w:hyperlink r:id="rId22">
+            <w:hyperlink r:id="rId26">
               <w:r>
                 <w:rPr>
                   <w:color w:val="1b5fb4"/>
@@ -2943,7 +3011,7 @@
               <w:spacing w:after="40" w:line="260" w:lineRule="auto"/>
               <w:rPr/>
             </w:pPr>
-            <w:hyperlink r:id="rId23">
+            <w:hyperlink r:id="rId27">
               <w:r>
                 <w:rPr>
                   <w:color w:val="1b5fb4"/>
@@ -2978,7 +3046,7 @@
               <w:spacing w:after="40" w:line="260" w:lineRule="auto"/>
               <w:rPr/>
             </w:pPr>
-            <w:hyperlink r:id="rId24">
+            <w:hyperlink r:id="rId28">
               <w:r>
                 <w:rPr>
                   <w:rFonts w:ascii="Consolas" w:hAnsi="Consolas" w:cs="Consolas" w:eastAsia="Consolas"/>
@@ -4239,7 +4307,7 @@
           <w:color w:val="1a1613"/>
           <w:rtl w:val="0"/>
         </w:rPr>
-        <w:t xml:space="preserve">How the rows fail matters more than the pass rate. Of the 56 failures in the 7B run measured earlier the same day, before a prompt change that moved five edge cases, 19 were proposals on the wrong entities (a subtype confused with its parent, a name fragment missed), 15 rejections after three code errors (a hallucinated helper, a wrong API keyword) and 10 rejections after three empty selections. None was a change outside the selection: every wrong attempt ended in a repair or a rejection, which is the property the design guarantees. Two-thirds of the ceiling row's 30 failures are corpus conventions, such as a Revit export suffix read as a STEP id. The blind explanation stated property, value and count, and nothing the diff did not show, on 10 of 10 randomly sampled passing cases. The tiered pipeline was measured once (Table 5.1): 64 / 91 on whether the router chose the corpus's tier and 53 / 53 on journal fidelity. Those figures score the choice of tier, Table 5.2 scores what the executed code did to the file; they are not comparable. The 14B and 30B rows await 12 GB and 24 GB machines.</w:t>
+        <w:t xml:space="preserve">How the rows fail matters more than the pass rate. Of the 56 failures in the 7B run measured earlier the same day, before a prompt change that moved five edge cases, 19 were proposals on the wrong entities (a subtype confused with its parent, a name fragment missed), 15 rejections after three code errors (a hallucinated helper, a wrong API keyword) and 10 rejections after three empty selections. None was a change outside the selection: every wrong attempt ended in a repair or a rejection, which is the property the design guarantees. Two-thirds of the ceiling row's 30 failures are corpus conventions, such as a Revit export suffix read as a STEP id. The blind explanation stated property, value and count, and nothing the diff did not show, on 10 of 10 randomly sampled passing cases. The tiered pipeline was measured once (Table 5.1): 64 / 91 on whether the router chose the corpus's tier and 53 / 53 on journal fidelity. Those figures score the choice of tier, Table 5.2 scores what the executed code did to the file; they are not comparable.</w:t>
       </w:r>
     </w:p>
     <w:p>
@@ -4291,10 +4359,10 @@
         <w:tblLook w:val="0400"/>
       </w:tblPr>
       <w:tblGrid>
-        <w:gridCol w:w="3169"/>
-        <w:gridCol w:w="1972"/>
-        <w:gridCol w:w="1972"/>
-        <w:gridCol w:w="1553"/>
+        <w:gridCol w:w="3422"/>
+        <w:gridCol w:w="1881"/>
+        <w:gridCol w:w="1881"/>
+        <w:gridCol w:w="1482"/>
       </w:tblGrid>
       <w:tr>
         <w:trPr>
@@ -4303,7 +4371,7 @@
         </w:trPr>
         <w:tc>
           <w:tcPr>
-            <w:tcW w:w="3169" w:type="dxa"/>
+            <w:tcW w:w="3422" w:type="dxa"/>
             <w:tcBorders>
               <w:top w:color="e8e4de" w:space="0" w:sz="4" w:val="single"/>
               <w:left w:color="000000" w:space="0" w:sz="0" w:val="nil"/>
@@ -4327,7 +4395,7 @@
         </w:tc>
         <w:tc>
           <w:tcPr>
-            <w:tcW w:w="1972" w:type="dxa"/>
+            <w:tcW w:w="1881" w:type="dxa"/>
             <w:tcBorders>
               <w:top w:color="e8e4de" w:space="0" w:sz="4" w:val="single"/>
               <w:left w:color="000000" w:space="0" w:sz="0" w:val="nil"/>
@@ -4362,7 +4430,7 @@
         </w:tc>
         <w:tc>
           <w:tcPr>
-            <w:tcW w:w="1972" w:type="dxa"/>
+            <w:tcW w:w="1881" w:type="dxa"/>
             <w:tcBorders>
               <w:top w:color="e8e4de" w:space="0" w:sz="4" w:val="single"/>
               <w:left w:color="000000" w:space="0" w:sz="0" w:val="nil"/>
@@ -4397,7 +4465,7 @@
         </w:tc>
         <w:tc>
           <w:tcPr>
-            <w:tcW w:w="1553" w:type="dxa"/>
+            <w:tcW w:w="1482" w:type="dxa"/>
             <w:tcBorders>
               <w:top w:color="e8e4de" w:space="0" w:sz="4" w:val="single"/>
               <w:left w:color="000000" w:space="0" w:sz="0" w:val="nil"/>
@@ -4438,7 +4506,7 @@
         </w:trPr>
         <w:tc>
           <w:tcPr>
-            <w:tcW w:w="3169" w:type="dxa"/>
+            <w:tcW w:w="3422" w:type="dxa"/>
             <w:tcBorders>
               <w:top w:color="e8e4de" w:space="0" w:sz="4" w:val="single"/>
               <w:left w:color="000000" w:space="0" w:sz="0" w:val="nil"/>
@@ -4470,7 +4538,7 @@
         </w:tc>
         <w:tc>
           <w:tcPr>
-            <w:tcW w:w="1972" w:type="dxa"/>
+            <w:tcW w:w="1881" w:type="dxa"/>
             <w:tcBorders>
               <w:top w:color="e8e4de" w:space="0" w:sz="4" w:val="single"/>
               <w:left w:color="000000" w:space="0" w:sz="0" w:val="nil"/>
@@ -4502,7 +4570,7 @@
         </w:tc>
         <w:tc>
           <w:tcPr>
-            <w:tcW w:w="1972" w:type="dxa"/>
+            <w:tcW w:w="1881" w:type="dxa"/>
             <w:tcBorders>
               <w:top w:color="e8e4de" w:space="0" w:sz="4" w:val="single"/>
               <w:left w:color="000000" w:space="0" w:sz="0" w:val="nil"/>
@@ -4534,7 +4602,7 @@
         </w:tc>
         <w:tc>
           <w:tcPr>
-            <w:tcW w:w="1553" w:type="dxa"/>
+            <w:tcW w:w="1482" w:type="dxa"/>
             <w:tcBorders>
               <w:top w:color="e8e4de" w:space="0" w:sz="4" w:val="single"/>
               <w:left w:color="000000" w:space="0" w:sz="0" w:val="nil"/>
@@ -4572,7 +4640,7 @@
         </w:trPr>
         <w:tc>
           <w:tcPr>
-            <w:tcW w:w="3169" w:type="dxa"/>
+            <w:tcW w:w="3422" w:type="dxa"/>
             <w:tcBorders>
               <w:top w:color="e8e4de" w:space="0" w:sz="4" w:val="single"/>
               <w:left w:color="000000" w:space="0" w:sz="0" w:val="nil"/>
@@ -4604,7 +4672,7 @@
         </w:tc>
         <w:tc>
           <w:tcPr>
-            <w:tcW w:w="1972" w:type="dxa"/>
+            <w:tcW w:w="1881" w:type="dxa"/>
             <w:tcBorders>
               <w:top w:color="e8e4de" w:space="0" w:sz="4" w:val="single"/>
               <w:left w:color="000000" w:space="0" w:sz="0" w:val="nil"/>
@@ -4636,7 +4704,7 @@
         </w:tc>
         <w:tc>
           <w:tcPr>
-            <w:tcW w:w="1972" w:type="dxa"/>
+            <w:tcW w:w="1881" w:type="dxa"/>
             <w:tcBorders>
               <w:top w:color="e8e4de" w:space="0" w:sz="4" w:val="single"/>
               <w:left w:color="000000" w:space="0" w:sz="0" w:val="nil"/>
@@ -4668,7 +4736,7 @@
         </w:tc>
         <w:tc>
           <w:tcPr>
-            <w:tcW w:w="1553" w:type="dxa"/>
+            <w:tcW w:w="1482" w:type="dxa"/>
             <w:tcBorders>
               <w:top w:color="e8e4de" w:space="0" w:sz="4" w:val="single"/>
               <w:left w:color="000000" w:space="0" w:sz="0" w:val="nil"/>
@@ -4706,7 +4774,7 @@
         </w:trPr>
         <w:tc>
           <w:tcPr>
-            <w:tcW w:w="3169" w:type="dxa"/>
+            <w:tcW w:w="3422" w:type="dxa"/>
             <w:tcBorders>
               <w:top w:color="e8e4de" w:space="0" w:sz="4" w:val="single"/>
               <w:left w:color="000000" w:space="0" w:sz="0" w:val="nil"/>
@@ -4738,7 +4806,7 @@
         </w:tc>
         <w:tc>
           <w:tcPr>
-            <w:tcW w:w="1972" w:type="dxa"/>
+            <w:tcW w:w="1881" w:type="dxa"/>
             <w:tcBorders>
               <w:top w:color="e8e4de" w:space="0" w:sz="4" w:val="single"/>
               <w:left w:color="000000" w:space="0" w:sz="0" w:val="nil"/>
@@ -4770,7 +4838,7 @@
         </w:tc>
         <w:tc>
           <w:tcPr>
-            <w:tcW w:w="1972" w:type="dxa"/>
+            <w:tcW w:w="1881" w:type="dxa"/>
             <w:tcBorders>
               <w:top w:color="e8e4de" w:space="0" w:sz="4" w:val="single"/>
               <w:left w:color="000000" w:space="0" w:sz="0" w:val="nil"/>
@@ -4802,7 +4870,7 @@
         </w:tc>
         <w:tc>
           <w:tcPr>
-            <w:tcW w:w="1553" w:type="dxa"/>
+            <w:tcW w:w="1482" w:type="dxa"/>
             <w:tcBorders>
               <w:top w:color="e8e4de" w:space="0" w:sz="4" w:val="single"/>
               <w:left w:color="000000" w:space="0" w:sz="0" w:val="nil"/>
@@ -4840,7 +4908,7 @@
         </w:trPr>
         <w:tc>
           <w:tcPr>
-            <w:tcW w:w="3169" w:type="dxa"/>
+            <w:tcW w:w="3422" w:type="dxa"/>
             <w:tcBorders>
               <w:top w:color="e8e4de" w:space="0" w:sz="4" w:val="single"/>
               <w:left w:color="000000" w:space="0" w:sz="0" w:val="nil"/>
@@ -4872,7 +4940,7 @@
         </w:tc>
         <w:tc>
           <w:tcPr>
-            <w:tcW w:w="1972" w:type="dxa"/>
+            <w:tcW w:w="1881" w:type="dxa"/>
             <w:tcBorders>
               <w:top w:color="e8e4de" w:space="0" w:sz="4" w:val="single"/>
               <w:left w:color="000000" w:space="0" w:sz="0" w:val="nil"/>
@@ -4904,7 +4972,7 @@
         </w:tc>
         <w:tc>
           <w:tcPr>
-            <w:tcW w:w="1972" w:type="dxa"/>
+            <w:tcW w:w="1881" w:type="dxa"/>
             <w:tcBorders>
               <w:top w:color="e8e4de" w:space="0" w:sz="4" w:val="single"/>
               <w:left w:color="000000" w:space="0" w:sz="0" w:val="nil"/>
@@ -4936,7 +5004,7 @@
         </w:tc>
         <w:tc>
           <w:tcPr>
-            <w:tcW w:w="1553" w:type="dxa"/>
+            <w:tcW w:w="1482" w:type="dxa"/>
             <w:tcBorders>
               <w:top w:color="e8e4de" w:space="0" w:sz="4" w:val="single"/>
               <w:left w:color="000000" w:space="0" w:sz="0" w:val="nil"/>
@@ -4974,7 +5042,7 @@
         </w:trPr>
         <w:tc>
           <w:tcPr>
-            <w:tcW w:w="3169" w:type="dxa"/>
+            <w:tcW w:w="3422" w:type="dxa"/>
             <w:tcBorders>
               <w:top w:color="e8e4de" w:space="0" w:sz="4" w:val="single"/>
               <w:left w:color="000000" w:space="0" w:sz="0" w:val="nil"/>
@@ -5006,7 +5074,7 @@
         </w:tc>
         <w:tc>
           <w:tcPr>
-            <w:tcW w:w="1972" w:type="dxa"/>
+            <w:tcW w:w="1881" w:type="dxa"/>
             <w:tcBorders>
               <w:top w:color="e8e4de" w:space="0" w:sz="4" w:val="single"/>
               <w:left w:color="000000" w:space="0" w:sz="0" w:val="nil"/>
@@ -5038,7 +5106,7 @@
         </w:tc>
         <w:tc>
           <w:tcPr>
-            <w:tcW w:w="1972" w:type="dxa"/>
+            <w:tcW w:w="1881" w:type="dxa"/>
             <w:tcBorders>
               <w:top w:color="e8e4de" w:space="0" w:sz="4" w:val="single"/>
               <w:left w:color="000000" w:space="0" w:sz="0" w:val="nil"/>
@@ -5070,7 +5138,7 @@
         </w:tc>
         <w:tc>
           <w:tcPr>
-            <w:tcW w:w="1553" w:type="dxa"/>
+            <w:tcW w:w="1482" w:type="dxa"/>
             <w:tcBorders>
               <w:top w:color="e8e4de" w:space="0" w:sz="4" w:val="single"/>
               <w:left w:color="000000" w:space="0" w:sz="0" w:val="nil"/>
@@ -5108,7 +5176,7 @@
         </w:trPr>
         <w:tc>
           <w:tcPr>
-            <w:tcW w:w="3169" w:type="dxa"/>
+            <w:tcW w:w="3422" w:type="dxa"/>
             <w:tcBorders>
               <w:top w:color="e8e4de" w:space="0" w:sz="4" w:val="single"/>
               <w:left w:color="000000" w:space="0" w:sz="0" w:val="nil"/>
@@ -5140,7 +5208,7 @@
         </w:tc>
         <w:tc>
           <w:tcPr>
-            <w:tcW w:w="1972" w:type="dxa"/>
+            <w:tcW w:w="1881" w:type="dxa"/>
             <w:tcBorders>
               <w:top w:color="e8e4de" w:space="0" w:sz="4" w:val="single"/>
               <w:left w:color="000000" w:space="0" w:sz="0" w:val="nil"/>
@@ -5172,7 +5240,7 @@
         </w:tc>
         <w:tc>
           <w:tcPr>
-            <w:tcW w:w="1972" w:type="dxa"/>
+            <w:tcW w:w="1881" w:type="dxa"/>
             <w:tcBorders>
               <w:top w:color="e8e4de" w:space="0" w:sz="4" w:val="single"/>
               <w:left w:color="000000" w:space="0" w:sz="0" w:val="nil"/>
@@ -5204,7 +5272,7 @@
         </w:tc>
         <w:tc>
           <w:tcPr>
-            <w:tcW w:w="1553" w:type="dxa"/>
+            <w:tcW w:w="1482" w:type="dxa"/>
             <w:tcBorders>
               <w:top w:color="e8e4de" w:space="0" w:sz="4" w:val="single"/>
               <w:left w:color="000000" w:space="0" w:sz="0" w:val="nil"/>
@@ -5242,7 +5310,7 @@
         </w:trPr>
         <w:tc>
           <w:tcPr>
-            <w:tcW w:w="3169" w:type="dxa"/>
+            <w:tcW w:w="3422" w:type="dxa"/>
             <w:tcBorders>
               <w:top w:color="e8e4de" w:space="0" w:sz="4" w:val="single"/>
               <w:left w:color="000000" w:space="0" w:sz="0" w:val="nil"/>
@@ -5274,7 +5342,7 @@
         </w:tc>
         <w:tc>
           <w:tcPr>
-            <w:tcW w:w="1972" w:type="dxa"/>
+            <w:tcW w:w="1881" w:type="dxa"/>
             <w:tcBorders>
               <w:top w:color="e8e4de" w:space="0" w:sz="4" w:val="single"/>
               <w:left w:color="000000" w:space="0" w:sz="0" w:val="nil"/>
@@ -5306,7 +5374,7 @@
         </w:tc>
         <w:tc>
           <w:tcPr>
-            <w:tcW w:w="1972" w:type="dxa"/>
+            <w:tcW w:w="1881" w:type="dxa"/>
             <w:tcBorders>
               <w:top w:color="e8e4de" w:space="0" w:sz="4" w:val="single"/>
               <w:left w:color="000000" w:space="0" w:sz="0" w:val="nil"/>
@@ -5338,7 +5406,7 @@
         </w:tc>
         <w:tc>
           <w:tcPr>
-            <w:tcW w:w="1553" w:type="dxa"/>
+            <w:tcW w:w="1482" w:type="dxa"/>
             <w:tcBorders>
               <w:top w:color="e8e4de" w:space="0" w:sz="4" w:val="single"/>
               <w:left w:color="000000" w:space="0" w:sz="0" w:val="nil"/>
@@ -5367,7 +5435,7 @@
         </w:trPr>
         <w:tc>
           <w:tcPr>
-            <w:tcW w:w="3169" w:type="dxa"/>
+            <w:tcW w:w="3422" w:type="dxa"/>
             <w:tcBorders>
               <w:top w:color="e8e4de" w:space="0" w:sz="4" w:val="single"/>
               <w:left w:color="000000" w:space="0" w:sz="0" w:val="nil"/>
@@ -5399,7 +5467,7 @@
         </w:tc>
         <w:tc>
           <w:tcPr>
-            <w:tcW w:w="1972" w:type="dxa"/>
+            <w:tcW w:w="1881" w:type="dxa"/>
             <w:tcBorders>
               <w:top w:color="e8e4de" w:space="0" w:sz="4" w:val="single"/>
               <w:left w:color="000000" w:space="0" w:sz="0" w:val="nil"/>
@@ -5431,7 +5499,7 @@
         </w:tc>
         <w:tc>
           <w:tcPr>
-            <w:tcW w:w="1972" w:type="dxa"/>
+            <w:tcW w:w="1881" w:type="dxa"/>
             <w:tcBorders>
               <w:top w:color="e8e4de" w:space="0" w:sz="4" w:val="single"/>
               <w:left w:color="000000" w:space="0" w:sz="0" w:val="nil"/>
@@ -5463,7 +5531,7 @@
         </w:tc>
         <w:tc>
           <w:tcPr>
-            <w:tcW w:w="1553" w:type="dxa"/>
+            <w:tcW w:w="1482" w:type="dxa"/>
             <w:tcBorders>
               <w:top w:color="e8e4de" w:space="0" w:sz="4" w:val="single"/>
               <w:left w:color="000000" w:space="0" w:sz="0" w:val="nil"/>
@@ -5501,7 +5569,7 @@
         </w:trPr>
         <w:tc>
           <w:tcPr>
-            <w:tcW w:w="3169" w:type="dxa"/>
+            <w:tcW w:w="3422" w:type="dxa"/>
             <w:tcBorders>
               <w:top w:color="e8e4de" w:space="0" w:sz="4" w:val="single"/>
               <w:left w:color="000000" w:space="0" w:sz="0" w:val="nil"/>
@@ -5527,13 +5595,13 @@
                 <w:szCs w:val="17"/>
                 <w:rtl w:val="0"/>
               </w:rPr>
-              <w:t xml:space="preserve">key entities reached by the right document (no model)</w:t>
-            </w:r>
-          </w:p>
-        </w:tc>
-        <w:tc>
-          <w:tcPr>
-            <w:tcW w:w="1972" w:type="dxa"/>
+              <w:t xml:space="preserve">key entities reached by any requirement chunk (no model)</w:t>
+            </w:r>
+          </w:p>
+        </w:tc>
+        <w:tc>
+          <w:tcPr>
+            <w:tcW w:w="1881" w:type="dxa"/>
             <w:tcBorders>
               <w:top w:color="e8e4de" w:space="0" w:sz="4" w:val="single"/>
               <w:left w:color="000000" w:space="0" w:sz="0" w:val="nil"/>
@@ -5565,7 +5633,7 @@
         </w:tc>
         <w:tc>
           <w:tcPr>
-            <w:tcW w:w="1972" w:type="dxa"/>
+            <w:tcW w:w="1881" w:type="dxa"/>
             <w:tcBorders>
               <w:top w:color="e8e4de" w:space="0" w:sz="4" w:val="single"/>
               <w:left w:color="000000" w:space="0" w:sz="0" w:val="nil"/>
@@ -5597,7 +5665,7 @@
         </w:tc>
         <w:tc>
           <w:tcPr>
-            <w:tcW w:w="1553" w:type="dxa"/>
+            <w:tcW w:w="1482" w:type="dxa"/>
             <w:tcBorders>
               <w:top w:color="e8e4de" w:space="0" w:sz="4" w:val="single"/>
               <w:left w:color="000000" w:space="0" w:sz="0" w:val="nil"/>
@@ -5628,6 +5696,140 @@
           </w:p>
         </w:tc>
       </w:tr>
+      <w:tr>
+        <w:trPr>
+          <w:cantSplit w:val="1"/>
+          <w:tblHeader w:val="0"/>
+        </w:trPr>
+        <w:tc>
+          <w:tcPr>
+            <w:tcW w:w="3422" w:type="dxa"/>
+            <w:tcBorders>
+              <w:top w:color="e8e4de" w:space="0" w:sz="4" w:val="single"/>
+              <w:left w:color="000000" w:space="0" w:sz="0" w:val="nil"/>
+              <w:bottom w:color="e8e4de" w:space="0" w:sz="4" w:val="single"/>
+              <w:right w:color="000000" w:space="0" w:sz="0" w:val="nil"/>
+            </w:tcBorders>
+            <w:tcMar>
+              <w:top w:w="100.0" w:type="dxa"/>
+              <w:left w:w="120.0" w:type="dxa"/>
+              <w:bottom w:w="100.0" w:type="dxa"/>
+              <w:right w:w="120.0" w:type="dxa"/>
+            </w:tcMar>
+          </w:tcPr>
+          <w:p>
+            <w:pPr>
+              <w:spacing w:after="40" w:line="260" w:lineRule="auto"/>
+              <w:rPr/>
+            </w:pPr>
+            <w:r>
+              <w:rPr>
+                <w:color w:val="1a1613"/>
+                <w:sz w:val="17"/>
+                <w:szCs w:val="17"/>
+                <w:rtl w:val="0"/>
+              </w:rPr>
+              <w:t xml:space="preserve">key entities reached by every document that constrains them (no model)</w:t>
+            </w:r>
+          </w:p>
+        </w:tc>
+        <w:tc>
+          <w:tcPr>
+            <w:tcW w:w="1881" w:type="dxa"/>
+            <w:tcBorders>
+              <w:top w:color="e8e4de" w:space="0" w:sz="4" w:val="single"/>
+              <w:left w:color="000000" w:space="0" w:sz="0" w:val="nil"/>
+              <w:bottom w:color="e8e4de" w:space="0" w:sz="4" w:val="single"/>
+              <w:right w:color="000000" w:space="0" w:sz="0" w:val="nil"/>
+            </w:tcBorders>
+            <w:tcMar>
+              <w:top w:w="100.0" w:type="dxa"/>
+              <w:left w:w="120.0" w:type="dxa"/>
+              <w:bottom w:w="100.0" w:type="dxa"/>
+              <w:right w:w="120.0" w:type="dxa"/>
+            </w:tcMar>
+          </w:tcPr>
+          <w:p>
+            <w:pPr>
+              <w:spacing w:after="40" w:line="260" w:lineRule="auto"/>
+              <w:rPr/>
+            </w:pPr>
+            <w:r>
+              <w:rPr>
+                <w:color w:val="1a1613"/>
+                <w:sz w:val="17"/>
+                <w:szCs w:val="17"/>
+                <w:rtl w:val="0"/>
+              </w:rPr>
+              <w:t xml:space="preserve">5 / 15</w:t>
+            </w:r>
+          </w:p>
+        </w:tc>
+        <w:tc>
+          <w:tcPr>
+            <w:tcW w:w="1881" w:type="dxa"/>
+            <w:tcBorders>
+              <w:top w:color="e8e4de" w:space="0" w:sz="4" w:val="single"/>
+              <w:left w:color="000000" w:space="0" w:sz="0" w:val="nil"/>
+              <w:bottom w:color="e8e4de" w:space="0" w:sz="4" w:val="single"/>
+              <w:right w:color="000000" w:space="0" w:sz="0" w:val="nil"/>
+            </w:tcBorders>
+            <w:tcMar>
+              <w:top w:w="100.0" w:type="dxa"/>
+              <w:left w:w="120.0" w:type="dxa"/>
+              <w:bottom w:w="100.0" w:type="dxa"/>
+              <w:right w:w="120.0" w:type="dxa"/>
+            </w:tcMar>
+          </w:tcPr>
+          <w:p>
+            <w:pPr>
+              <w:spacing w:after="40" w:line="260" w:lineRule="auto"/>
+              <w:rPr/>
+            </w:pPr>
+            <w:r>
+              <w:rPr>
+                <w:color w:val="1a1613"/>
+                <w:sz w:val="17"/>
+                <w:szCs w:val="17"/>
+                <w:rtl w:val="0"/>
+              </w:rPr>
+              <w:t xml:space="preserve">15 / 15</w:t>
+            </w:r>
+          </w:p>
+        </w:tc>
+        <w:tc>
+          <w:tcPr>
+            <w:tcW w:w="1482" w:type="dxa"/>
+            <w:tcBorders>
+              <w:top w:color="e8e4de" w:space="0" w:sz="4" w:val="single"/>
+              <w:left w:color="000000" w:space="0" w:sz="0" w:val="nil"/>
+              <w:bottom w:color="e8e4de" w:space="0" w:sz="4" w:val="single"/>
+              <w:right w:color="000000" w:space="0" w:sz="0" w:val="nil"/>
+            </w:tcBorders>
+            <w:tcMar>
+              <w:top w:w="100.0" w:type="dxa"/>
+              <w:left w:w="120.0" w:type="dxa"/>
+              <w:bottom w:w="100.0" w:type="dxa"/>
+              <w:right w:w="120.0" w:type="dxa"/>
+            </w:tcMar>
+          </w:tcPr>
+          <w:p>
+            <w:pPr>
+              <w:spacing w:after="40" w:line="260" w:lineRule="auto"/>
+              <w:rPr/>
+            </w:pPr>
+            <w:r>
+              <w:rPr>
+                <w:color w:val="1a1613"/>
+                <w:sz w:val="17"/>
+                <w:szCs w:val="17"/>
+                <w:rtl w:val="0"/>
+              </w:rPr>
+              <w:t xml:space="preserve">deterministic</w:t>
+            </w:r>
+          </w:p>
+        </w:tc>
+      </w:tr>
     </w:tbl>
     <w:p>
       <w:pPr>
@@ -5655,7 +5857,7 @@
           <w:color w:val="1a1613"/>
           <w:rtl w:val="0"/>
         </w:rPr>
-        <w:t xml:space="preserve">A seven-arm ablation attributes the gain. With the retrieval passes off, recall falls from 0.72 to 0.28 and clear-conflict recall back to 1 of 11. With value verification off, recall falls to 0.56, because a model that copies the document's value into the "current value" field had its real conflicts dropped as already matching. With everything off, the baseline returns. What still fails is the model's reading: a marginal case (0.117 against 0.10) is never found, an absent property is read as "not applicable", and two to four more aligned requirements are flagged. The record names each persistent failure with its mechanism.</w:t>
+        <w:t xml:space="preserve">A seven-arm ablation attributes the gain. With the retrieval passes off, recall falls from 0.72 to 0.28 and clear-conflict recall back to 1 of 11. With value verification off, recall falls to 0.56, because a model that copies the document's value into the "current value" field had its real conflicts dropped as already matching. With everything off, the baseline returns. What still fails is the model's reading: a marginal case (0.117 against 0.10) is never found, an absent property is read as "not applicable", and two to four more aligned requirements are flagged.</w:t>
       </w:r>
     </w:p>
     <w:p>
@@ -6768,7 +6970,7 @@
           <w:color w:val="1a1613"/>
           <w:rtl w:val="0"/>
         </w:rPr>
-        <w:t xml:space="preserve">No OCR accuracy has been measured on Castor's side. The tier-level correctness, schema-adherence and latency figures of the July draft traced to no record and are withdrawn. The 12 GB and 24 GB rows, an adversarial sandbox corpus and </w:t>
+        <w:t xml:space="preserve">OCR accuracy is out of scope: GLM-OCR is a free, local convenience for scanned pages, not expected to match frontier multimodal models (Section 6.1). The tier-level correctness, schema-adherence and latency figures of the July draft traced to no record and are withdrawn. The 12 GB and 24 GB rows, an adversarial sandbox corpus and </w:t>
       </w:r>
       <w:r>
         <w:rPr>
@@ -6813,7 +7015,7 @@
           <w:color w:val="1a1613"/>
           <w:rtl w:val="0"/>
         </w:rPr>
-        <w:t xml:space="preserve">The suite collects 2,672 tests plus 19 Playwright end-to-end tests, with </w:t>
+        <w:t xml:space="preserve">The suite collects 2,676 tests plus 19 Playwright end-to-end tests, with </w:t>
       </w:r>
       <w:r>
         <w:rPr>
@@ -6830,7 +7032,7 @@
           <w:color w:val="1a1613"/>
           <w:rtl w:val="0"/>
         </w:rPr>
-        <w:t xml:space="preserve"> lint and format as a merge gate. Model, embedding, Git and file-system boundaries are mocked; only the harnesses call a model. The suite shows behaviour under specified inputs, not end-to-end efficacy, and no load testing has been done.</w:t>
+        <w:t xml:space="preserve"> lint and format as a merge gate. Model, embedding, Git and file-system boundaries are mocked; only the harnesses call a model. The suite shows behaviour under specified inputs, not end-to-end efficacy.</w:t>
       </w:r>
     </w:p>
     <w:tbl>
@@ -7133,7 +7335,7 @@
                 <w:szCs w:val="17"/>
                 <w:rtl w:val="0"/>
               </w:rPr>
-              <w:t xml:space="preserve">415</w:t>
+              <w:t xml:space="preserve">419</w:t>
             </w:r>
           </w:p>
         </w:tc>
@@ -8347,14 +8549,14 @@
           <w:color w:val="1a1613"/>
           <w:rtl w:val="0"/>
         </w:rPr>
-        <w:t xml:space="preserve">OCR degradation on scanned documents.</w:t>
-      </w:r>
-      <w:r>
-        <w:rPr>
-          <w:color w:val="1a1613"/>
-          <w:rtl w:val="0"/>
-        </w:rPr>
-        <w:t xml:space="preserve"> The primary extractor silently degraded retrieval on rasterised PDFs. Status: mitigated. A GLM-OCR layer runs as automatic fallback on sparse text, locally. It is described by its published OmniDocBench result (Ouyang et al., 2024)</w:t>
+        <w:t xml:space="preserve">OCR on scanned documents.</w:t>
+      </w:r>
+      <w:r>
+        <w:rPr>
+          <w:color w:val="1a1613"/>
+          <w:rtl w:val="0"/>
+        </w:rPr>
+        <w:t xml:space="preserve"> The primary extractor silently degraded retrieval on rasterised PDFs. Status: mitigated for convenience. A free, open-source GLM-OCR layer runs locally as automatic fallback on sparse text, described by its published OmniDocBench result (Ouyang et al., 2024)</w:t>
       </w:r>
       <w:r>
         <w:rPr>
@@ -8367,7 +8569,7 @@
           <w:color w:val="1a1613"/>
           <w:rtl w:val="0"/>
         </w:rPr>
-        <w:t xml:space="preserve">; no Castor-side accuracy has been measured.</w:t>
+        <w:t xml:space="preserve">. Its accuracy is not measured and is not expected to match frontier multimodal models. For precision, a user can extract the text of a scanned document with such a model, for example Gemini, save it as a text PDF and upload that instead.</w:t>
       </w:r>
     </w:p>
     <w:p>
@@ -8470,7 +8672,7 @@
                     <pic:cNvPicPr/>
                   </pic:nvPicPr>
                   <pic:blipFill>
-                    <a:blip r:embed="rId25"/>
+                    <a:blip r:embed="rId29"/>
                     <a:stretch>
                       <a:fillRect/>
                     </a:stretch>
@@ -9557,7 +9759,7 @@
           <w:color w:val="1a1613"/>
           <w:rtl w:val="0"/>
         </w:rPr>
-        <w:t xml:space="preserve">The appendices accompanying this memory are delivered as a separate companion document and do not count toward the 5000-word limit. Appendix A: Data Model Reference (auto-generated Django model diagrams for the IFC domain, document ingestion, Ask, Modify and Conflicts, identity and access, Schedule, Facilities, and deployment and observability). Appendix D: Facilities Module Operational Specification. Appendix E: Testing Log, the fourteen findings from testing the rewritten write path, with the row numbers cited in Section 5.4. The complete testing log, every evaluation record and every run artifact are in the repository at the tag </w:t>
+        <w:t xml:space="preserve">The appendices accompanying this memory are delivered as a separate companion document and do not count toward the 5000-word limit. Appendix A: Data Model Reference (auto-generated Django model diagrams for the IFC domain, document ingestion, Ask, Modify and Conflicts, identity and access, Schedule, Facilities, and deployment and observability). Appendix D: Facilities Module Operational Specification. Appendix E: Testing Log, the fourteen findings from testing the rewritten write path, with the row numbers cited in Section 5.4. Appendix F: Checking the Evaluation, which maps every figure of Section 5.2 to the command, code, corpus, tests and run file behind it. The complete testing log, every evaluation record and every run artifact are in the repository at the tag </w:t>
       </w:r>
       <w:r>
         <w:rPr>
